--- a/generated/documents/reconciliation_2025-10-23_2026-05-08.docx
+++ b/generated/documents/reconciliation_2025-10-23_2026-05-08.docx
@@ -483,7 +483,7 @@
                 <w:b w:val="false"/>
                 <w:bCs w:val="false"/>
               </w:rPr>
-              <w:t xml:space="preserve">04.05.2026</w:t>
+              <w:t xml:space="preserve">21.04.2026</w:t>
             </w:r>
           </w:p>
         </w:tc>
@@ -501,7 +501,7 @@
                 <w:b w:val="false"/>
                 <w:bCs w:val="false"/>
               </w:rPr>
-              <w:t xml:space="preserve">Акт выполненных работ № 5 за период с 01.04.2026 по 30.04.2026</w:t>
+              <w:t xml:space="preserve">Оплата (аванс №3)</w:t>
             </w:r>
           </w:p>
         </w:tc>
@@ -519,7 +519,7 @@
                 <w:b w:val="false"/>
                 <w:bCs w:val="false"/>
               </w:rPr>
-              <w:t xml:space="preserve">4 500,00</w:t>
+              <w:t xml:space="preserve"/>
             </w:r>
           </w:p>
         </w:tc>
@@ -537,7 +537,7 @@
                 <w:b w:val="false"/>
                 <w:bCs w:val="false"/>
               </w:rPr>
-              <w:t xml:space="preserve"/>
+              <w:t xml:space="preserve">25 000,00</w:t>
             </w:r>
           </w:p>
         </w:tc>
@@ -557,7 +557,7 @@
                 <w:b w:val="false"/>
                 <w:bCs w:val="false"/>
               </w:rPr>
-              <w:t xml:space="preserve">21.04.2026</w:t>
+              <w:t xml:space="preserve">08.05.2026</w:t>
             </w:r>
           </w:p>
         </w:tc>
@@ -575,7 +575,7 @@
                 <w:b w:val="false"/>
                 <w:bCs w:val="false"/>
               </w:rPr>
-              <w:t xml:space="preserve">Оплата (аванс №3)</w:t>
+              <w:t xml:space="preserve">Акт выполненных работ № 5 за период с 01.04.2026 по 30.04.2026</w:t>
             </w:r>
           </w:p>
         </w:tc>
@@ -593,25 +593,25 @@
                 <w:b w:val="false"/>
                 <w:bCs w:val="false"/>
               </w:rPr>
+              <w:t xml:space="preserve">4 500,00</w:t>
+            </w:r>
+          </w:p>
+        </w:tc>
+        <w:tc>
+          <w:tcPr>
+            <w:tcW w:type="pct" w:w="20%"/>
+          </w:tcPr>
+          <w:p>
+            <w:pPr>
+              <w:spacing w:after="0" w:before="0" w:line="240"/>
+              <w:jc w:val="left"/>
+            </w:pPr>
+            <w:r>
+              <w:rPr>
+                <w:b w:val="false"/>
+                <w:bCs w:val="false"/>
+              </w:rPr>
               <w:t xml:space="preserve"/>
-            </w:r>
-          </w:p>
-        </w:tc>
-        <w:tc>
-          <w:tcPr>
-            <w:tcW w:type="pct" w:w="20%"/>
-          </w:tcPr>
-          <w:p>
-            <w:pPr>
-              <w:spacing w:after="0" w:before="0" w:line="240"/>
-              <w:jc w:val="left"/>
-            </w:pPr>
-            <w:r>
-              <w:rPr>
-                <w:b w:val="false"/>
-                <w:bCs w:val="false"/>
-              </w:rPr>
-              <w:t xml:space="preserve">25 000,00</w:t>
             </w:r>
           </w:p>
         </w:tc>
